--- a/pr-preview/pr-310/linear-algebra-inner-products-tracked-changes.docx
+++ b/pr-preview/pr-310/linear-algebra-inner-products-tracked-changes.docx
@@ -16,7 +16,7 @@
       </w:pPr>
       <w:del w:id="1" w:author="PR Preview" w:date="2026-01-01T00:00:00Z">
         <w:r>
-          <w:delText xml:space="preserve">Last modified: 2026-10-15 08:28:32 (PDT)</w:delText>
+          <w:delText xml:space="preserve">Last modified: 2026-10-15 12:42:30 (PDT)</w:delText>
         </w:r>
       </w:del>
     </w:p>
@@ -26,7 +26,7 @@
       </w:pPr>
       <w:ins w:id="2" w:author="PR Preview" w:date="2026-01-01T00:00:00Z">
         <w:r>
-          <w:t xml:space="preserve">Last modified: 2026-10-15 08:32:48 (PDT)</w:t>
+          <w:t xml:space="preserve">Last modified: 2026-10-15 13:37:28 (PDT)</w:t>
         </w:r>
       </w:ins>
     </w:p>
@@ -4190,7 +4190,7 @@
                   <m:nor/>
                   <m:sty m:val="p"/>
                 </m:rPr>
-                <m:t>Definition 6 in Vectors</m:t>
+                <m:t>Definition 7 in Vectors</m:t>
               </m:r>
               <m:r>
                 <m:rPr>
@@ -8776,7 +8776,7 @@
           <w:rPr>
             <w:rStyle w:val="Hyperlink"/>
           </w:rPr>
-          <w:t xml:space="preserve">Definition 13 in Vectors</w:t>
+          <w:t xml:space="preserve">Definition 15 in Vectors</w:t>
         </w:r>
       </w:hyperlink>
       <w:r>
@@ -10477,7 +10477,7 @@
           <w:rPr>
             <w:rStyle w:val="Hyperlink"/>
           </w:rPr>
-          <w:t xml:space="preserve">Example 10 in Vectors</w:t>
+          <w:t xml:space="preserve">Example 11 in Vectors</w:t>
         </w:r>
       </w:hyperlink>
       <w:r>
@@ -10886,7 +10886,7 @@
           <w:rPr>
             <w:rStyle w:val="Hyperlink"/>
           </w:rPr>
-          <w:t xml:space="preserve">Example 10 in Vectors</w:t>
+          <w:t xml:space="preserve">Example 11 in Vectors</w:t>
         </w:r>
       </w:hyperlink>
       <w:r>
@@ -11219,7 +11219,7 @@
           <w:rPr>
             <w:rStyle w:val="Hyperlink"/>
           </w:rPr>
-          <w:t xml:space="preserve">Definition 13 in Vectors</w:t>
+          <w:t xml:space="preserve">Definition 15 in Vectors</w:t>
         </w:r>
       </w:hyperlink>
       <w:r>
@@ -22930,7 +22930,7 @@
           <w:rPr>
             <w:rStyle w:val="Hyperlink"/>
           </w:rPr>
-          <w:t xml:space="preserve">Definition 14 in Vectors</w:t>
+          <w:t xml:space="preserve">Definition 16 in Vectors</w:t>
         </w:r>
       </w:hyperlink>
       <w:r>
@@ -26281,7 +26281,7 @@
           <w:rPr>
             <w:rStyle w:val="Hyperlink"/>
           </w:rPr>
-          <w:t xml:space="preserve">Definition 14 in Vectors</w:t>
+          <w:t xml:space="preserve">Definition 16 in Vectors</w:t>
         </w:r>
       </w:hyperlink>
       <w:r>
@@ -33760,7 +33760,7 @@
           <w:rPr>
             <w:rStyle w:val="Hyperlink"/>
           </w:rPr>
-          <w:t xml:space="preserve">Definition 13 in Vectors</w:t>
+          <w:t xml:space="preserve">Definition 15 in Vectors</w:t>
         </w:r>
       </w:hyperlink>
       <w:r>
@@ -40253,7 +40253,7 @@
                   <m:nor/>
                   <m:sty m:val="p"/>
                 </m:rPr>
-                <m:t>Definition 7 in Vectors</m:t>
+                <m:t>Definition 8 in Vectors</m:t>
               </m:r>
               <m:r>
                 <m:rPr>
@@ -40267,7 +40267,7 @@
                   <m:nor/>
                   <m:sty m:val="p"/>
                 </m:rPr>
-                <m:t>Definition 8 in Vectors</m:t>
+                <m:t>Definition 9 in Vectors</m:t>
               </m:r>
               <m:r>
                 <m:rPr>
@@ -40924,7 +40924,7 @@
                   <m:nor/>
                   <m:sty m:val="p"/>
                 </m:rPr>
-                <m:t>Definition 7 in Vectors</m:t>
+                <m:t>Definition 8 in Vectors</m:t>
               </m:r>
               <m:r>
                 <m:rPr>
@@ -41498,7 +41498,7 @@
           <w:rPr>
             <w:rStyle w:val="Hyperlink"/>
           </w:rPr>
-          <w:t xml:space="preserve">Definition 17 in Vectors</w:t>
+          <w:t xml:space="preserve">Definition 19 in Vectors</w:t>
         </w:r>
       </w:hyperlink>
       <w:r>
@@ -43685,7 +43685,7 @@
           <w:rPr>
             <w:rStyle w:val="Hyperlink"/>
           </w:rPr>
-          <w:t xml:space="preserve">Definition 17 in Vectors</w:t>
+          <w:t xml:space="preserve">Definition 19 in Vectors</w:t>
         </w:r>
       </w:hyperlink>
       <w:r>
@@ -44036,7 +44036,7 @@
           <w:rPr>
             <w:rStyle w:val="Hyperlink"/>
           </w:rPr>
-          <w:t xml:space="preserve">Definition 8 in Subspaces and Rank</w:t>
+          <w:t xml:space="preserve">Definition 9 in Subspaces and Rank</w:t>
         </w:r>
       </w:hyperlink>
       <w:r>
@@ -45340,7 +45340,7 @@
                   <m:nor/>
                   <m:sty m:val="p"/>
                 </m:rPr>
-                <m:t>Definition 17 in Vectors</m:t>
+                <m:t>Definition 19 in Vectors</m:t>
               </m:r>
               <m:r>
                 <m:rPr>
@@ -52201,7 +52201,7 @@
                   <m:nor/>
                   <m:sty m:val="p"/>
                 </m:rPr>
-                <m:t>Definition 17 in Vectors</m:t>
+                <m:t>Definition 19 in Vectors</m:t>
               </m:r>
               <m:r>
                 <m:rPr>
@@ -57082,7 +57082,7 @@
           <w:rPr>
             <w:rStyle w:val="Hyperlink"/>
           </w:rPr>
-          <w:t xml:space="preserve">Definition 8 in Subspaces and Rank</w:t>
+          <w:t xml:space="preserve">Definition 9 in Subspaces and Rank</w:t>
         </w:r>
       </w:hyperlink>
       <w:r>
@@ -59542,7 +59542,7 @@
           <w:rPr>
             <w:rStyle w:val="Hyperlink"/>
           </w:rPr>
-          <w:t xml:space="preserve">Definition 8 in Subspaces and Rank</w:t>
+          <w:t xml:space="preserve">Definition 9 in Subspaces and Rank</w:t>
         </w:r>
       </w:hyperlink>
       <w:r>
